--- a/Лабораторная_работа_7_выбор_ноутбука.docx
+++ b/Лабораторная_работа_7_выбор_ноутбука.docx
@@ -40,8 +40,6 @@
         </w:rPr>
         <w:t xml:space="preserve">Тема: выбор ноутбука для учёбы </w:t>
       </w:r>
-      <w:bookmarkStart w:id="0" w:name="_GoBack"/>
-      <w:bookmarkEnd w:id="0"/>
     </w:p>
     <w:p>
       <w:pPr>
@@ -67,13 +65,7 @@
         <w:jc w:val="both"/>
       </w:pPr>
       <w:r>
-        <w:t>Студент старших курсов направления «Программная инженерия» ведёт учебную разработку на Python: пишет и тестирует код в IDE, запускает контейнеры Docker, обучает модели машинного обучения (градиентный бустинг, небольшие нейронные сети) в Jupyter. Старый ноу</w:t>
-      </w:r>
-      <w:r>
-        <w:t>тбук с этим не справляется, поэтому нужно выбрать новый. Ноутбук носится в университет каждый день, а бюджет ограничен: сумма порядка 70–125 тыс. руб., причём осенью 2026 года цены на ноутбуки в России выросли из-за дефицита памяти, и «дешёвого и хорошего»</w:t>
-      </w:r>
-      <w:r>
-        <w:t xml:space="preserve"> варианта уже нет.</w:t>
+        <w:t>Студент старших курсов» ведёт учебную разработку на Python: пишет и тестирует код в IDE, запускает контейнеры Docker, обучает модели машинного. Старый ноутбук с этим не справляется, поэтому нужно выбрать новый. Ноутбук носится в университет каждый день, а бюджет ограничен: сумма порядка 70–125 тыс. руб., причём осенью 2026 года цены на ноутбуки в России выросли из-за дефицита памяти, и «дешёвого и хорошего» варианта уже нет.</w:t>
       </w:r>
     </w:p>
     <w:p>
@@ -89,7 +81,7 @@
         <w:t xml:space="preserve">Цель: </w:t>
       </w:r>
       <w:r>
-        <w:t>выбрать оптимальный ноутбук для учёбы и разработки среди четырёх реальных моделей, продающихся в российской рознице.</w:t>
+        <w:t>выбрать оптимальный ноутбук для учёбы и разработки среди четырёх реальных моделей.</w:t>
       </w:r>
     </w:p>
     <w:p>
@@ -107,10 +99,10 @@
         <w:jc w:val="both"/>
       </w:pPr>
       <w:r>
-        <w:t xml:space="preserve">Для анализа взяты четыре модели разных классов: недорогой «рабочий» ноутбук прошлого поколения, </w:t>
+        <w:t xml:space="preserve">Для анализа взяты четыре модели разных классов: недорогой «рабочий» ноутбук прошлого поколения, современный тонкий ноутбук на Intel Core Ultra, ультрабук Apple и игровой ноутбук с видеокартой NVIDIA. Цены и характеристики сведены в таблицу </w:t>
       </w:r>
       <w:r>
-        <w:t>современный тонкий ноутбук на Intel Core Ultra, ультрабук Apple и игровой ноутбук с видеокартой NVIDIA. Цены и характеристики сведены в таблицу 1 (цены актуальны на октябрь 2026 г., источники — в разделе 8).</w:t>
+        <w:t>1</w:t>
       </w:r>
     </w:p>
     <w:p>
@@ -148,12 +140,6 @@
         <w:gridCol w:w="1975"/>
       </w:tblGrid>
       <w:tr>
-        <w:tblPrEx>
-          <w:tblCellMar>
-            <w:top w:w="0" w:type="dxa"/>
-            <w:bottom w:w="0" w:type="dxa"/>
-          </w:tblCellMar>
-        </w:tblPrEx>
         <w:trPr>
           <w:cantSplit/>
           <w:tblHeader/>
@@ -189,16 +175,7 @@
                 <w:sz w:val="18"/>
                 <w:szCs w:val="18"/>
               </w:rPr>
-              <w:t>Па</w:t>
-            </w:r>
-            <w:r>
-              <w:rPr>
-                <w:b/>
-                <w:bCs/>
-                <w:sz w:val="18"/>
-                <w:szCs w:val="18"/>
-              </w:rPr>
-              <w:t>раметр</w:t>
+              <w:t>Параметр</w:t>
             </w:r>
           </w:p>
         </w:tc>
@@ -356,12 +333,6 @@
         </w:tc>
       </w:tr>
       <w:tr>
-        <w:tblPrEx>
-          <w:tblCellMar>
-            <w:top w:w="0" w:type="dxa"/>
-            <w:bottom w:w="0" w:type="dxa"/>
-          </w:tblCellMar>
-        </w:tblPrEx>
         <w:trPr>
           <w:cantSplit/>
           <w:jc w:val="center"/>
@@ -552,12 +523,6 @@
         </w:tc>
       </w:tr>
       <w:tr>
-        <w:tblPrEx>
-          <w:tblCellMar>
-            <w:top w:w="0" w:type="dxa"/>
-            <w:bottom w:w="0" w:type="dxa"/>
-          </w:tblCellMar>
-        </w:tblPrEx>
         <w:trPr>
           <w:cantSplit/>
           <w:jc w:val="center"/>
@@ -722,12 +687,6 @@
         </w:tc>
       </w:tr>
       <w:tr>
-        <w:tblPrEx>
-          <w:tblCellMar>
-            <w:top w:w="0" w:type="dxa"/>
-            <w:bottom w:w="0" w:type="dxa"/>
-          </w:tblCellMar>
-        </w:tblPrEx>
         <w:trPr>
           <w:cantSplit/>
           <w:jc w:val="center"/>
@@ -892,12 +851,6 @@
         </w:tc>
       </w:tr>
       <w:tr>
-        <w:tblPrEx>
-          <w:tblCellMar>
-            <w:top w:w="0" w:type="dxa"/>
-            <w:bottom w:w="0" w:type="dxa"/>
-          </w:tblCellMar>
-        </w:tblPrEx>
         <w:trPr>
           <w:cantSplit/>
           <w:jc w:val="center"/>
@@ -1081,12 +1034,6 @@
         </w:tc>
       </w:tr>
       <w:tr>
-        <w:tblPrEx>
-          <w:tblCellMar>
-            <w:top w:w="0" w:type="dxa"/>
-            <w:bottom w:w="0" w:type="dxa"/>
-          </w:tblCellMar>
-        </w:tblPrEx>
         <w:trPr>
           <w:cantSplit/>
           <w:jc w:val="center"/>
@@ -1251,12 +1198,6 @@
         </w:tc>
       </w:tr>
       <w:tr>
-        <w:tblPrEx>
-          <w:tblCellMar>
-            <w:top w:w="0" w:type="dxa"/>
-            <w:bottom w:w="0" w:type="dxa"/>
-          </w:tblCellMar>
-        </w:tblPrEx>
         <w:trPr>
           <w:cantSplit/>
           <w:jc w:val="center"/>
@@ -1421,12 +1362,6 @@
         </w:tc>
       </w:tr>
       <w:tr>
-        <w:tblPrEx>
-          <w:tblCellMar>
-            <w:top w:w="0" w:type="dxa"/>
-            <w:bottom w:w="0" w:type="dxa"/>
-          </w:tblCellMar>
-        </w:tblPrEx>
         <w:trPr>
           <w:cantSplit/>
           <w:jc w:val="center"/>
@@ -1591,12 +1526,6 @@
         </w:tc>
       </w:tr>
       <w:tr>
-        <w:tblPrEx>
-          <w:tblCellMar>
-            <w:top w:w="0" w:type="dxa"/>
-            <w:bottom w:w="0" w:type="dxa"/>
-          </w:tblCellMar>
-        </w:tblPrEx>
         <w:trPr>
           <w:cantSplit/>
           <w:jc w:val="center"/>
@@ -1631,7 +1560,6 @@
                 <w:sz w:val="18"/>
                 <w:szCs w:val="18"/>
               </w:rPr>
-              <w:lastRenderedPageBreak/>
               <w:t>Операционная система</w:t>
             </w:r>
           </w:p>
@@ -1762,12 +1690,6 @@
         </w:tc>
       </w:tr>
       <w:tr>
-        <w:tblPrEx>
-          <w:tblCellMar>
-            <w:top w:w="0" w:type="dxa"/>
-            <w:bottom w:w="0" w:type="dxa"/>
-          </w:tblCellMar>
-        </w:tblPrEx>
         <w:trPr>
           <w:cantSplit/>
           <w:jc w:val="center"/>
@@ -1986,10 +1908,7 @@
         <w:t xml:space="preserve">A2 (MagicBook X16). </w:t>
       </w:r>
       <w:r>
-        <w:t>По данным обзора 3DNews, экран п</w:t>
-      </w:r>
-      <w:r>
-        <w:t>окрывает лишь 67 % sRGB, кулер шумит выше 42 дБА даже в «умном» режиме, а при максимальной нагрузке процессор нагревается выше 100 °C. Дискретной видеокарты нет, из апгрейдов доступна только замена SSD, память распаяна.</w:t>
+        <w:t>По данным обзора 3DNews, экран покрывает лишь 67 % sRGB, кулер шумит выше 42 дБА даже в «умном» режиме, а при максимальной нагрузке процессор нагревается выше 100 °C. Дискретной видеокарты нет, из апгрейдов доступна только замена SSD, память распаяна.</w:t>
       </w:r>
     </w:p>
     <w:p>
@@ -2010,10 +1929,7 @@
         <w:t xml:space="preserve">A3 (MacBook Air 13 M5). </w:t>
       </w:r>
       <w:r>
-        <w:t>Самый дорого</w:t>
-      </w:r>
-      <w:r>
-        <w:t>й из «тонких» вариантов, цена выросла вслед за рынком памяти. Нет поддержки CUDA, архитектура ARM (часть x86-образов Docker работает только через эмуляцию), память и накопитель не обновляются.</w:t>
+        <w:t>Самый дорогой из «тонких» вариантов, цена выросла вслед за рынком памяти. Нет поддержки CUDA, архитектура ARM (часть x86-образов Docker работает только через эмуляцию), память и накопитель не обновляются.</w:t>
       </w:r>
     </w:p>
     <w:p>
@@ -2034,10 +1950,7 @@
         <w:t xml:space="preserve">A4 (TUF Gaming A17). </w:t>
       </w:r>
       <w:r>
-        <w:t>Самый тяжёлый (2,6 кг) и самый дорогой, ба</w:t>
-      </w:r>
-      <w:r>
-        <w:t>тарея всего 56 Вт·ч при мощной видеокарте и 17-дюймовом экране. Видеопамяти RTX 4050 — 6 ГБ, что ограничивает размер обучаемых моделей.</w:t>
+        <w:t>Самый тяжёлый (2,6 кг) и самый дорогой, батарея всего 56 Вт·ч при мощной видеокарте и 17-дюймовом экране. Видеопамяти RTX 4050 — 6 ГБ, что ограничивает размер обучаемых моделей.</w:t>
       </w:r>
     </w:p>
     <w:p>
@@ -2083,12 +1996,6 @@
         <w:gridCol w:w="2000"/>
       </w:tblGrid>
       <w:tr>
-        <w:tblPrEx>
-          <w:tblCellMar>
-            <w:top w:w="0" w:type="dxa"/>
-            <w:bottom w:w="0" w:type="dxa"/>
-          </w:tblCellMar>
-        </w:tblPrEx>
         <w:trPr>
           <w:cantSplit/>
           <w:tblHeader/>
@@ -2232,12 +2139,6 @@
         </w:tc>
       </w:tr>
       <w:tr>
-        <w:tblPrEx>
-          <w:tblCellMar>
-            <w:top w:w="0" w:type="dxa"/>
-            <w:bottom w:w="0" w:type="dxa"/>
-          </w:tblCellMar>
-        </w:tblPrEx>
         <w:trPr>
           <w:cantSplit/>
           <w:jc w:val="center"/>
@@ -2367,12 +2268,6 @@
         </w:tc>
       </w:tr>
       <w:tr>
-        <w:tblPrEx>
-          <w:tblCellMar>
-            <w:top w:w="0" w:type="dxa"/>
-            <w:bottom w:w="0" w:type="dxa"/>
-          </w:tblCellMar>
-        </w:tblPrEx>
         <w:trPr>
           <w:cantSplit/>
           <w:jc w:val="center"/>
@@ -2502,12 +2397,6 @@
         </w:tc>
       </w:tr>
       <w:tr>
-        <w:tblPrEx>
-          <w:tblCellMar>
-            <w:top w:w="0" w:type="dxa"/>
-            <w:bottom w:w="0" w:type="dxa"/>
-          </w:tblCellMar>
-        </w:tblPrEx>
         <w:trPr>
           <w:cantSplit/>
           <w:jc w:val="center"/>
@@ -2637,12 +2526,6 @@
         </w:tc>
       </w:tr>
       <w:tr>
-        <w:tblPrEx>
-          <w:tblCellMar>
-            <w:top w:w="0" w:type="dxa"/>
-            <w:bottom w:w="0" w:type="dxa"/>
-          </w:tblCellMar>
-        </w:tblPrEx>
         <w:trPr>
           <w:cantSplit/>
           <w:jc w:val="center"/>
@@ -2772,12 +2655,6 @@
         </w:tc>
       </w:tr>
       <w:tr>
-        <w:tblPrEx>
-          <w:tblCellMar>
-            <w:top w:w="0" w:type="dxa"/>
-            <w:bottom w:w="0" w:type="dxa"/>
-          </w:tblCellMar>
-        </w:tblPrEx>
         <w:trPr>
           <w:cantSplit/>
           <w:jc w:val="center"/>
@@ -2809,7 +2686,6 @@
                 <w:sz w:val="21"/>
                 <w:szCs w:val="21"/>
               </w:rPr>
-              <w:lastRenderedPageBreak/>
               <w:t>K5</w:t>
             </w:r>
           </w:p>
@@ -2908,12 +2784,6 @@
         </w:tc>
       </w:tr>
       <w:tr>
-        <w:tblPrEx>
-          <w:tblCellMar>
-            <w:top w:w="0" w:type="dxa"/>
-            <w:bottom w:w="0" w:type="dxa"/>
-          </w:tblCellMar>
-        </w:tblPrEx>
         <w:trPr>
           <w:cantSplit/>
           <w:jc w:val="center"/>
@@ -3050,91 +2920,11 @@
     </w:p>
     <w:p>
       <w:pPr>
-        <w:pStyle w:val="2"/>
-        <w:keepNext/>
-      </w:pPr>
-      <w:r>
-        <w:t>1.4. Иерархия задачи</w:t>
-      </w:r>
-    </w:p>
-    <w:p>
-      <w:pPr>
-        <w:keepNext/>
-        <w:spacing w:after="120" w:line="300" w:lineRule="auto"/>
-        <w:jc w:val="both"/>
-      </w:pPr>
-      <w:r>
-        <w:t>Иерархия состоит из трёх уровней: цель, шесть критериев, четыре альтернативы (рисунок 1). Каждая альтернатива оценивается по каждому критерию</w:t>
-      </w:r>
-      <w:r>
-        <w:t>.</w:t>
-      </w:r>
-    </w:p>
-    <w:p>
-      <w:pPr>
-        <w:keepNext/>
-        <w:spacing w:after="60"/>
-        <w:jc w:val="center"/>
-      </w:pPr>
-      <w:r>
-        <w:rPr>
-          <w:noProof/>
-        </w:rPr>
-        <w:drawing>
-          <wp:inline distT="0" distB="0" distL="0" distR="0" wp14:anchorId="3861F806" wp14:editId="2174CF54">
-            <wp:extent cx="5334000" cy="3543300"/>
-            <wp:effectExtent l="0" t="0" r="0" b="0"/>
-            <wp:docPr id="1" name="hier" descr="Дерево: цель, критерии, альтернативы" title="Иерархия"/>
-            <wp:cNvGraphicFramePr>
-              <a:graphicFrameLocks xmlns:a="http://schemas.openxmlformats.org/drawingml/2006/main" noChangeAspect="1"/>
-            </wp:cNvGraphicFramePr>
-            <a:graphic xmlns:a="http://schemas.openxmlformats.org/drawingml/2006/main">
-              <a:graphicData uri="http://schemas.openxmlformats.org/drawingml/2006/picture">
-                <pic:pic xmlns:pic="http://schemas.openxmlformats.org/drawingml/2006/picture">
-                  <pic:nvPicPr>
-                    <pic:cNvPr id="0" name=""/>
-                    <pic:cNvPicPr>
-                      <a:picLocks noChangeAspect="1" noChangeArrowheads="1"/>
-                    </pic:cNvPicPr>
-                  </pic:nvPicPr>
-                  <pic:blipFill>
-                    <a:blip r:embed="rId5"/>
-                    <a:srcRect/>
-                    <a:stretch>
-                      <a:fillRect/>
-                    </a:stretch>
-                  </pic:blipFill>
-                  <pic:spPr bwMode="auto">
-                    <a:xfrm>
-                      <a:off x="0" y="0"/>
-                      <a:ext cx="5334000" cy="3543300"/>
-                    </a:xfrm>
-                    <a:prstGeom prst="rect">
-                      <a:avLst/>
-                    </a:prstGeom>
-                  </pic:spPr>
-                </pic:pic>
-              </a:graphicData>
-            </a:graphic>
-          </wp:inline>
-        </w:drawing>
-      </w:r>
-    </w:p>
-    <w:p>
-      <w:pPr>
-        <w:spacing w:after="160" w:line="276" w:lineRule="auto"/>
-        <w:jc w:val="center"/>
-      </w:pPr>
-      <w:r>
-        <w:t>Рисунок 1 — Иерархия задачи выбора ноутбука</w:t>
-      </w:r>
-    </w:p>
-    <w:p>
-      <w:pPr>
         <w:pStyle w:val="1"/>
         <w:keepNext/>
       </w:pPr>
       <w:r>
+        <w:lastRenderedPageBreak/>
         <w:t>2. Порядок расчёта</w:t>
       </w:r>
     </w:p>
@@ -3145,7 +2935,7 @@
         <w:jc w:val="both"/>
       </w:pPr>
       <w:r>
-        <w:t>Суждения эксперта (студента) выражаются в шкале Саати (таблица 3). Для матрицы парных сравнений A, где элемент a_ij показывает, во сколько раз i-й объект предпочтительнее j-го, выполняется a_ji = 1/a_ij.</w:t>
+        <w:t>Суждения эксперта выражаются в шкале Саати (таблица 3). Для матрицы парных сравнений A, где элемент aij показывает, во сколько раз i-й объект предпочтительнее j-го, выполняется aji = 1/aij.</w:t>
       </w:r>
     </w:p>
     <w:p>
@@ -3180,12 +2970,6 @@
         <w:gridCol w:w="7855"/>
       </w:tblGrid>
       <w:tr>
-        <w:tblPrEx>
-          <w:tblCellMar>
-            <w:top w:w="0" w:type="dxa"/>
-            <w:bottom w:w="0" w:type="dxa"/>
-          </w:tblCellMar>
-        </w:tblPrEx>
         <w:trPr>
           <w:cantSplit/>
           <w:tblHeader/>
@@ -3221,8 +3005,33 @@
                 <w:sz w:val="21"/>
                 <w:szCs w:val="21"/>
               </w:rPr>
-              <w:t>Значе</w:t>
-            </w:r>
+              <w:t>Значение</w:t>
+            </w:r>
+          </w:p>
+        </w:tc>
+        <w:tc>
+          <w:tcPr>
+            <w:tcW w:w="7855" w:type="dxa"/>
+            <w:tcBorders>
+              <w:top w:val="single" w:sz="4" w:space="0" w:color="000000"/>
+              <w:left w:val="single" w:sz="4" w:space="0" w:color="000000"/>
+              <w:bottom w:val="single" w:sz="4" w:space="0" w:color="000000"/>
+              <w:right w:val="single" w:sz="4" w:space="0" w:color="000000"/>
+            </w:tcBorders>
+            <w:shd w:val="clear" w:color="auto" w:fill="D9D9D9"/>
+            <w:tcMar>
+              <w:top w:w="50" w:type="dxa"/>
+              <w:left w:w="80" w:type="dxa"/>
+              <w:bottom w:w="50" w:type="dxa"/>
+              <w:right w:w="80" w:type="dxa"/>
+            </w:tcMar>
+            <w:vAlign w:val="center"/>
+          </w:tcPr>
+          <w:p>
+            <w:pPr>
+              <w:spacing w:line="260" w:lineRule="auto"/>
+              <w:jc w:val="center"/>
+            </w:pPr>
             <w:r>
               <w:rPr>
                 <w:b/>
@@ -3230,52 +3039,12 @@
                 <w:sz w:val="21"/>
                 <w:szCs w:val="21"/>
               </w:rPr>
-              <w:t>ние</w:t>
-            </w:r>
-          </w:p>
-        </w:tc>
-        <w:tc>
-          <w:tcPr>
-            <w:tcW w:w="7855" w:type="dxa"/>
-            <w:tcBorders>
-              <w:top w:val="single" w:sz="4" w:space="0" w:color="000000"/>
-              <w:left w:val="single" w:sz="4" w:space="0" w:color="000000"/>
-              <w:bottom w:val="single" w:sz="4" w:space="0" w:color="000000"/>
-              <w:right w:val="single" w:sz="4" w:space="0" w:color="000000"/>
-            </w:tcBorders>
-            <w:shd w:val="clear" w:color="auto" w:fill="D9D9D9"/>
-            <w:tcMar>
-              <w:top w:w="50" w:type="dxa"/>
-              <w:left w:w="80" w:type="dxa"/>
-              <w:bottom w:w="50" w:type="dxa"/>
-              <w:right w:w="80" w:type="dxa"/>
-            </w:tcMar>
-            <w:vAlign w:val="center"/>
-          </w:tcPr>
-          <w:p>
-            <w:pPr>
-              <w:spacing w:line="260" w:lineRule="auto"/>
-              <w:jc w:val="center"/>
-            </w:pPr>
-            <w:r>
-              <w:rPr>
-                <w:b/>
-                <w:bCs/>
-                <w:sz w:val="21"/>
-                <w:szCs w:val="21"/>
-              </w:rPr>
               <w:t>Смысл</w:t>
             </w:r>
           </w:p>
         </w:tc>
       </w:tr>
       <w:tr>
-        <w:tblPrEx>
-          <w:tblCellMar>
-            <w:top w:w="0" w:type="dxa"/>
-            <w:bottom w:w="0" w:type="dxa"/>
-          </w:tblCellMar>
-        </w:tblPrEx>
         <w:trPr>
           <w:cantSplit/>
           <w:jc w:val="center"/>
@@ -3343,12 +3112,6 @@
         </w:tc>
       </w:tr>
       <w:tr>
-        <w:tblPrEx>
-          <w:tblCellMar>
-            <w:top w:w="0" w:type="dxa"/>
-            <w:bottom w:w="0" w:type="dxa"/>
-          </w:tblCellMar>
-        </w:tblPrEx>
         <w:trPr>
           <w:cantSplit/>
           <w:jc w:val="center"/>
@@ -3416,12 +3179,6 @@
         </w:tc>
       </w:tr>
       <w:tr>
-        <w:tblPrEx>
-          <w:tblCellMar>
-            <w:top w:w="0" w:type="dxa"/>
-            <w:bottom w:w="0" w:type="dxa"/>
-          </w:tblCellMar>
-        </w:tblPrEx>
         <w:trPr>
           <w:cantSplit/>
           <w:jc w:val="center"/>
@@ -3489,12 +3246,6 @@
         </w:tc>
       </w:tr>
       <w:tr>
-        <w:tblPrEx>
-          <w:tblCellMar>
-            <w:top w:w="0" w:type="dxa"/>
-            <w:bottom w:w="0" w:type="dxa"/>
-          </w:tblCellMar>
-        </w:tblPrEx>
         <w:trPr>
           <w:cantSplit/>
           <w:jc w:val="center"/>
@@ -3562,12 +3313,6 @@
         </w:tc>
       </w:tr>
       <w:tr>
-        <w:tblPrEx>
-          <w:tblCellMar>
-            <w:top w:w="0" w:type="dxa"/>
-            <w:bottom w:w="0" w:type="dxa"/>
-          </w:tblCellMar>
-        </w:tblPrEx>
         <w:trPr>
           <w:cantSplit/>
           <w:jc w:val="center"/>
@@ -3599,7 +3344,6 @@
                 <w:sz w:val="21"/>
                 <w:szCs w:val="21"/>
               </w:rPr>
-              <w:lastRenderedPageBreak/>
               <w:t>9</w:t>
             </w:r>
           </w:p>
@@ -3636,12 +3380,6 @@
         </w:tc>
       </w:tr>
       <w:tr>
-        <w:tblPrEx>
-          <w:tblCellMar>
-            <w:top w:w="0" w:type="dxa"/>
-            <w:bottom w:w="0" w:type="dxa"/>
-          </w:tblCellMar>
-        </w:tblPrEx>
         <w:trPr>
           <w:cantSplit/>
           <w:jc w:val="center"/>
@@ -3713,21 +3451,6 @@
       <w:pPr>
         <w:spacing w:after="80"/>
       </w:pPr>
-    </w:p>
-    <w:p>
-      <w:pPr>
-        <w:spacing w:after="120" w:line="300" w:lineRule="auto"/>
-        <w:jc w:val="both"/>
-      </w:pPr>
-      <w:r>
-        <w:t>Вектор приоритетов w находится как главный собственный вектор матрицы (A·w = λ_max·w), нормированный так, чтобы сумма его компонентов равнялась 1. Согласованность суждений проверяется по формулам: индекс со</w:t>
-      </w:r>
-      <w:r>
-        <w:t>гласованности ИС = (λ_max − n)/(n − 1), отношение согласованности ОС = ИС/СИ, где СИ — случайный индекс (0,90 для n = 4 и 1,24 для n = 6). Матрица считается согласованной при ОС &lt; 0,1. Расчёты выполнены программно (Python, NumPy), значения в таблицах округ</w:t>
-      </w:r>
-      <w:r>
-        <w:t>лены до трёх знаков.</w:t>
-      </w:r>
     </w:p>
     <w:p>
       <w:pPr>
@@ -3744,10 +3467,19 @@
         <w:jc w:val="both"/>
       </w:pPr>
       <w:r>
-        <w:t xml:space="preserve">Студент ограничен бюджетом, поэтому стоимость важнее всего. Следом идут производительность и поддержка ПО для ML (они считаются равнозначными: быстрый ноутбук без CUDA или с несовместимыми </w:t>
+        <w:t xml:space="preserve">Студент ограничен бюджетом, поэтому стоимость важнее всего. Следом идут </w:t>
       </w:r>
       <w:r>
-        <w:t>инструментами для задач ML не лучше медленного). Затем идёт портативность, поскольку ноутбук носится ежедневно. Экран и качество сборки важны меньше всего.</w:t>
+        <w:t>производительность</w:t>
+      </w:r>
+      <w:r>
+        <w:t xml:space="preserve"> и поддержка ПО для ML</w:t>
+      </w:r>
+      <w:r>
+        <w:t xml:space="preserve">. </w:t>
+      </w:r>
+      <w:r>
+        <w:t>Затем идёт портативность, поскольку ноутбук носится ежедневно. Экран и качество сборки важны меньше всего.</w:t>
       </w:r>
     </w:p>
     <w:p>
@@ -3788,12 +3520,6 @@
         <w:gridCol w:w="1000"/>
       </w:tblGrid>
       <w:tr>
-        <w:tblPrEx>
-          <w:tblCellMar>
-            <w:top w:w="0" w:type="dxa"/>
-            <w:bottom w:w="0" w:type="dxa"/>
-          </w:tblCellMar>
-        </w:tblPrEx>
         <w:trPr>
           <w:cantSplit/>
           <w:tblHeader/>
@@ -4073,12 +3799,6 @@
         </w:tc>
       </w:tr>
       <w:tr>
-        <w:tblPrEx>
-          <w:tblCellMar>
-            <w:top w:w="0" w:type="dxa"/>
-            <w:bottom w:w="0" w:type="dxa"/>
-          </w:tblCellMar>
-        </w:tblPrEx>
         <w:trPr>
           <w:cantSplit/>
           <w:jc w:val="center"/>
@@ -4336,12 +4056,6 @@
         </w:tc>
       </w:tr>
       <w:tr>
-        <w:tblPrEx>
-          <w:tblCellMar>
-            <w:top w:w="0" w:type="dxa"/>
-            <w:bottom w:w="0" w:type="dxa"/>
-          </w:tblCellMar>
-        </w:tblPrEx>
         <w:trPr>
           <w:cantSplit/>
           <w:jc w:val="center"/>
@@ -4599,12 +4313,6 @@
         </w:tc>
       </w:tr>
       <w:tr>
-        <w:tblPrEx>
-          <w:tblCellMar>
-            <w:top w:w="0" w:type="dxa"/>
-            <w:bottom w:w="0" w:type="dxa"/>
-          </w:tblCellMar>
-        </w:tblPrEx>
         <w:trPr>
           <w:cantSplit/>
           <w:jc w:val="center"/>
@@ -4862,12 +4570,6 @@
         </w:tc>
       </w:tr>
       <w:tr>
-        <w:tblPrEx>
-          <w:tblCellMar>
-            <w:top w:w="0" w:type="dxa"/>
-            <w:bottom w:w="0" w:type="dxa"/>
-          </w:tblCellMar>
-        </w:tblPrEx>
         <w:trPr>
           <w:cantSplit/>
           <w:jc w:val="center"/>
@@ -5125,12 +4827,6 @@
         </w:tc>
       </w:tr>
       <w:tr>
-        <w:tblPrEx>
-          <w:tblCellMar>
-            <w:top w:w="0" w:type="dxa"/>
-            <w:bottom w:w="0" w:type="dxa"/>
-          </w:tblCellMar>
-        </w:tblPrEx>
         <w:trPr>
           <w:cantSplit/>
           <w:jc w:val="center"/>
@@ -5388,12 +5084,6 @@
         </w:tc>
       </w:tr>
       <w:tr>
-        <w:tblPrEx>
-          <w:tblCellMar>
-            <w:top w:w="0" w:type="dxa"/>
-            <w:bottom w:w="0" w:type="dxa"/>
-          </w:tblCellMar>
-        </w:tblPrEx>
         <w:trPr>
           <w:cantSplit/>
           <w:jc w:val="center"/>
@@ -5662,7 +5352,10 @@
         <w:jc w:val="both"/>
       </w:pPr>
       <w:r>
-        <w:t>Сумма весов равна 1,000 (расхождение в третьем знаке вызвано округлением).</w:t>
+        <w:t>Сумма весов равна 1,000</w:t>
+      </w:r>
+      <w:r>
+        <w:t>.</w:t>
       </w:r>
     </w:p>
     <w:p>
@@ -5734,6 +5427,7 @@
         <w:jc w:val="both"/>
       </w:pPr>
       <w:r>
+        <w:lastRenderedPageBreak/>
         <w:t>A2 (≈ 74 600 руб.) дороже A1 примерно на 10 %;</w:t>
       </w:r>
     </w:p>
@@ -5748,7 +5442,6 @@
         <w:jc w:val="both"/>
       </w:pPr>
       <w:r>
-        <w:lastRenderedPageBreak/>
         <w:t>A3 (113 390 руб.) дороже A1 на 68 %, а A4 (124 380 руб.) — на 84 %;</w:t>
       </w:r>
     </w:p>
@@ -5781,10 +5474,7 @@
         <w:spacing w:before="120" w:after="80" w:line="276" w:lineRule="auto"/>
       </w:pPr>
       <w:r>
-        <w:t>Таблица 5 — Матрица для к</w:t>
-      </w:r>
-      <w:r>
-        <w:t>ритерия K1</w:t>
+        <w:t>Таблица 5 — Матрица для критерия K1</w:t>
       </w:r>
     </w:p>
     <w:tbl>
@@ -5814,12 +5504,6 @@
         <w:gridCol w:w="1300"/>
       </w:tblGrid>
       <w:tr>
-        <w:tblPrEx>
-          <w:tblCellMar>
-            <w:top w:w="0" w:type="dxa"/>
-            <w:bottom w:w="0" w:type="dxa"/>
-          </w:tblCellMar>
-        </w:tblPrEx>
         <w:trPr>
           <w:cantSplit/>
           <w:tblHeader/>
@@ -6031,12 +5715,6 @@
         </w:tc>
       </w:tr>
       <w:tr>
-        <w:tblPrEx>
-          <w:tblCellMar>
-            <w:top w:w="0" w:type="dxa"/>
-            <w:bottom w:w="0" w:type="dxa"/>
-          </w:tblCellMar>
-        </w:tblPrEx>
         <w:trPr>
           <w:cantSplit/>
           <w:jc w:val="center"/>
@@ -6232,12 +5910,6 @@
         </w:tc>
       </w:tr>
       <w:tr>
-        <w:tblPrEx>
-          <w:tblCellMar>
-            <w:top w:w="0" w:type="dxa"/>
-            <w:bottom w:w="0" w:type="dxa"/>
-          </w:tblCellMar>
-        </w:tblPrEx>
         <w:trPr>
           <w:cantSplit/>
           <w:jc w:val="center"/>
@@ -6433,12 +6105,6 @@
         </w:tc>
       </w:tr>
       <w:tr>
-        <w:tblPrEx>
-          <w:tblCellMar>
-            <w:top w:w="0" w:type="dxa"/>
-            <w:bottom w:w="0" w:type="dxa"/>
-          </w:tblCellMar>
-        </w:tblPrEx>
         <w:trPr>
           <w:cantSplit/>
           <w:jc w:val="center"/>
@@ -6634,12 +6300,6 @@
         </w:tc>
       </w:tr>
       <w:tr>
-        <w:tblPrEx>
-          <w:tblCellMar>
-            <w:top w:w="0" w:type="dxa"/>
-            <w:bottom w:w="0" w:type="dxa"/>
-          </w:tblCellMar>
-        </w:tblPrEx>
         <w:trPr>
           <w:cantSplit/>
           <w:jc w:val="center"/>
@@ -6846,7 +6506,7 @@
         <w:jc w:val="both"/>
       </w:pPr>
       <w:r>
-        <w:t>λ_max = 4.061, ИС = 0.020, ОС = 0.022 &lt; 0,1 — матрица согласована.</w:t>
+        <w:t>λ_max = 4.061, ИС = 0.020, ОС = 0.022 &lt; 0,1.</w:t>
       </w:r>
     </w:p>
     <w:p>
@@ -6907,10 +6567,7 @@
         <w:jc w:val="both"/>
       </w:pPr>
       <w:r>
-        <w:t>A2 — 14-ядерный Core Ultra 5 125H, но 3DNews назыв</w:t>
-      </w:r>
-      <w:r>
-        <w:t>ает его относительно слабым в тяжёлых многопоточных задачах;</w:t>
+        <w:t>A2 — 14-ядерный Core Ultra 5 125H, но 3DNews называет его относительно слабым в тяжёлых многопоточных задачах;</w:t>
       </w:r>
     </w:p>
     <w:p>
@@ -6963,12 +6620,6 @@
         <w:gridCol w:w="1300"/>
       </w:tblGrid>
       <w:tr>
-        <w:tblPrEx>
-          <w:tblCellMar>
-            <w:top w:w="0" w:type="dxa"/>
-            <w:bottom w:w="0" w:type="dxa"/>
-          </w:tblCellMar>
-        </w:tblPrEx>
         <w:trPr>
           <w:cantSplit/>
           <w:tblHeader/>
@@ -7180,12 +6831,6 @@
         </w:tc>
       </w:tr>
       <w:tr>
-        <w:tblPrEx>
-          <w:tblCellMar>
-            <w:top w:w="0" w:type="dxa"/>
-            <w:bottom w:w="0" w:type="dxa"/>
-          </w:tblCellMar>
-        </w:tblPrEx>
         <w:trPr>
           <w:cantSplit/>
           <w:jc w:val="center"/>
@@ -7381,12 +7026,6 @@
         </w:tc>
       </w:tr>
       <w:tr>
-        <w:tblPrEx>
-          <w:tblCellMar>
-            <w:top w:w="0" w:type="dxa"/>
-            <w:bottom w:w="0" w:type="dxa"/>
-          </w:tblCellMar>
-        </w:tblPrEx>
         <w:trPr>
           <w:cantSplit/>
           <w:jc w:val="center"/>
@@ -7582,12 +7221,6 @@
         </w:tc>
       </w:tr>
       <w:tr>
-        <w:tblPrEx>
-          <w:tblCellMar>
-            <w:top w:w="0" w:type="dxa"/>
-            <w:bottom w:w="0" w:type="dxa"/>
-          </w:tblCellMar>
-        </w:tblPrEx>
         <w:trPr>
           <w:cantSplit/>
           <w:jc w:val="center"/>
@@ -7783,12 +7416,6 @@
         </w:tc>
       </w:tr>
       <w:tr>
-        <w:tblPrEx>
-          <w:tblCellMar>
-            <w:top w:w="0" w:type="dxa"/>
-            <w:bottom w:w="0" w:type="dxa"/>
-          </w:tblCellMar>
-        </w:tblPrEx>
         <w:trPr>
           <w:cantSplit/>
           <w:jc w:val="center"/>
@@ -8071,10 +7698,7 @@
         <w:jc w:val="both"/>
       </w:pPr>
       <w:r>
-        <w:t>A4 — 2,6 кг, 17,3″ и мощная видеокарта, самый громоздкий и энергозатра</w:t>
-      </w:r>
-      <w:r>
-        <w:t>тный.</w:t>
+        <w:t>A4 — 2,6 кг, 17,3″ и мощная видеокарта, самый громоздкий и энергозатратный.</w:t>
       </w:r>
     </w:p>
     <w:p>
@@ -8113,12 +7737,6 @@
         <w:gridCol w:w="1300"/>
       </w:tblGrid>
       <w:tr>
-        <w:tblPrEx>
-          <w:tblCellMar>
-            <w:top w:w="0" w:type="dxa"/>
-            <w:bottom w:w="0" w:type="dxa"/>
-          </w:tblCellMar>
-        </w:tblPrEx>
         <w:trPr>
           <w:cantSplit/>
           <w:tblHeader/>
@@ -8330,12 +7948,6 @@
         </w:tc>
       </w:tr>
       <w:tr>
-        <w:tblPrEx>
-          <w:tblCellMar>
-            <w:top w:w="0" w:type="dxa"/>
-            <w:bottom w:w="0" w:type="dxa"/>
-          </w:tblCellMar>
-        </w:tblPrEx>
         <w:trPr>
           <w:cantSplit/>
           <w:jc w:val="center"/>
@@ -8531,12 +8143,6 @@
         </w:tc>
       </w:tr>
       <w:tr>
-        <w:tblPrEx>
-          <w:tblCellMar>
-            <w:top w:w="0" w:type="dxa"/>
-            <w:bottom w:w="0" w:type="dxa"/>
-          </w:tblCellMar>
-        </w:tblPrEx>
         <w:trPr>
           <w:cantSplit/>
           <w:jc w:val="center"/>
@@ -8732,12 +8338,6 @@
         </w:tc>
       </w:tr>
       <w:tr>
-        <w:tblPrEx>
-          <w:tblCellMar>
-            <w:top w:w="0" w:type="dxa"/>
-            <w:bottom w:w="0" w:type="dxa"/>
-          </w:tblCellMar>
-        </w:tblPrEx>
         <w:trPr>
           <w:cantSplit/>
           <w:jc w:val="center"/>
@@ -8933,12 +8533,6 @@
         </w:tc>
       </w:tr>
       <w:tr>
-        <w:tblPrEx>
-          <w:tblCellMar>
-            <w:top w:w="0" w:type="dxa"/>
-            <w:bottom w:w="0" w:type="dxa"/>
-          </w:tblCellMar>
-        </w:tblPrEx>
         <w:trPr>
           <w:cantSplit/>
           <w:jc w:val="center"/>
@@ -9259,12 +8853,6 @@
         <w:gridCol w:w="1300"/>
       </w:tblGrid>
       <w:tr>
-        <w:tblPrEx>
-          <w:tblCellMar>
-            <w:top w:w="0" w:type="dxa"/>
-            <w:bottom w:w="0" w:type="dxa"/>
-          </w:tblCellMar>
-        </w:tblPrEx>
         <w:trPr>
           <w:cantSplit/>
           <w:tblHeader/>
@@ -9476,12 +9064,6 @@
         </w:tc>
       </w:tr>
       <w:tr>
-        <w:tblPrEx>
-          <w:tblCellMar>
-            <w:top w:w="0" w:type="dxa"/>
-            <w:bottom w:w="0" w:type="dxa"/>
-          </w:tblCellMar>
-        </w:tblPrEx>
         <w:trPr>
           <w:cantSplit/>
           <w:jc w:val="center"/>
@@ -9677,12 +9259,6 @@
         </w:tc>
       </w:tr>
       <w:tr>
-        <w:tblPrEx>
-          <w:tblCellMar>
-            <w:top w:w="0" w:type="dxa"/>
-            <w:bottom w:w="0" w:type="dxa"/>
-          </w:tblCellMar>
-        </w:tblPrEx>
         <w:trPr>
           <w:cantSplit/>
           <w:jc w:val="center"/>
@@ -9878,12 +9454,6 @@
         </w:tc>
       </w:tr>
       <w:tr>
-        <w:tblPrEx>
-          <w:tblCellMar>
-            <w:top w:w="0" w:type="dxa"/>
-            <w:bottom w:w="0" w:type="dxa"/>
-          </w:tblCellMar>
-        </w:tblPrEx>
         <w:trPr>
           <w:cantSplit/>
           <w:jc w:val="center"/>
@@ -10079,12 +9649,6 @@
         </w:tc>
       </w:tr>
       <w:tr>
-        <w:tblPrEx>
-          <w:tblCellMar>
-            <w:top w:w="0" w:type="dxa"/>
-            <w:bottom w:w="0" w:type="dxa"/>
-          </w:tblCellMar>
-        </w:tblPrEx>
         <w:trPr>
           <w:cantSplit/>
           <w:jc w:val="center"/>
@@ -10353,10 +9917,7 @@
         <w:jc w:val="both"/>
       </w:pPr>
       <w:r>
-        <w:t>A2 — x86 без CUDA, есть NPU и поддержка OpenVINO, ОС</w:t>
-      </w:r>
-      <w:r>
-        <w:t xml:space="preserve"> нужно ставить самому;</w:t>
+        <w:t>A2 — x86 без CUDA, есть NPU и поддержка OpenVINO, ОС нужно ставить самому;</w:t>
       </w:r>
     </w:p>
     <w:p>
@@ -10409,12 +9970,6 @@
         <w:gridCol w:w="1300"/>
       </w:tblGrid>
       <w:tr>
-        <w:tblPrEx>
-          <w:tblCellMar>
-            <w:top w:w="0" w:type="dxa"/>
-            <w:bottom w:w="0" w:type="dxa"/>
-          </w:tblCellMar>
-        </w:tblPrEx>
         <w:trPr>
           <w:cantSplit/>
           <w:tblHeader/>
@@ -10626,12 +10181,6 @@
         </w:tc>
       </w:tr>
       <w:tr>
-        <w:tblPrEx>
-          <w:tblCellMar>
-            <w:top w:w="0" w:type="dxa"/>
-            <w:bottom w:w="0" w:type="dxa"/>
-          </w:tblCellMar>
-        </w:tblPrEx>
         <w:trPr>
           <w:cantSplit/>
           <w:jc w:val="center"/>
@@ -10827,12 +10376,6 @@
         </w:tc>
       </w:tr>
       <w:tr>
-        <w:tblPrEx>
-          <w:tblCellMar>
-            <w:top w:w="0" w:type="dxa"/>
-            <w:bottom w:w="0" w:type="dxa"/>
-          </w:tblCellMar>
-        </w:tblPrEx>
         <w:trPr>
           <w:cantSplit/>
           <w:jc w:val="center"/>
@@ -11028,12 +10571,6 @@
         </w:tc>
       </w:tr>
       <w:tr>
-        <w:tblPrEx>
-          <w:tblCellMar>
-            <w:top w:w="0" w:type="dxa"/>
-            <w:bottom w:w="0" w:type="dxa"/>
-          </w:tblCellMar>
-        </w:tblPrEx>
         <w:trPr>
           <w:cantSplit/>
           <w:jc w:val="center"/>
@@ -11229,12 +10766,6 @@
         </w:tc>
       </w:tr>
       <w:tr>
-        <w:tblPrEx>
-          <w:tblCellMar>
-            <w:top w:w="0" w:type="dxa"/>
-            <w:bottom w:w="0" w:type="dxa"/>
-          </w:tblCellMar>
-        </w:tblPrEx>
         <w:trPr>
           <w:cantSplit/>
           <w:jc w:val="center"/>
@@ -11502,10 +11033,7 @@
         <w:jc w:val="both"/>
       </w:pPr>
       <w:r>
-        <w:t>A4 — корпус серии TUF с военным стандартом прочности, память SO-DIMM и SSD</w:t>
-      </w:r>
-      <w:r>
-        <w:t xml:space="preserve"> заменяются;</w:t>
+        <w:t>A4 — корпус серии TUF с военным стандартом прочности, память SO-DIMM и SSD заменяются;</w:t>
       </w:r>
     </w:p>
     <w:p>
@@ -11558,12 +11086,6 @@
         <w:gridCol w:w="1300"/>
       </w:tblGrid>
       <w:tr>
-        <w:tblPrEx>
-          <w:tblCellMar>
-            <w:top w:w="0" w:type="dxa"/>
-            <w:bottom w:w="0" w:type="dxa"/>
-          </w:tblCellMar>
-        </w:tblPrEx>
         <w:trPr>
           <w:cantSplit/>
           <w:tblHeader/>
@@ -11775,12 +11297,6 @@
         </w:tc>
       </w:tr>
       <w:tr>
-        <w:tblPrEx>
-          <w:tblCellMar>
-            <w:top w:w="0" w:type="dxa"/>
-            <w:bottom w:w="0" w:type="dxa"/>
-          </w:tblCellMar>
-        </w:tblPrEx>
         <w:trPr>
           <w:cantSplit/>
           <w:jc w:val="center"/>
@@ -11976,12 +11492,6 @@
         </w:tc>
       </w:tr>
       <w:tr>
-        <w:tblPrEx>
-          <w:tblCellMar>
-            <w:top w:w="0" w:type="dxa"/>
-            <w:bottom w:w="0" w:type="dxa"/>
-          </w:tblCellMar>
-        </w:tblPrEx>
         <w:trPr>
           <w:cantSplit/>
           <w:jc w:val="center"/>
@@ -12177,12 +11687,6 @@
         </w:tc>
       </w:tr>
       <w:tr>
-        <w:tblPrEx>
-          <w:tblCellMar>
-            <w:top w:w="0" w:type="dxa"/>
-            <w:bottom w:w="0" w:type="dxa"/>
-          </w:tblCellMar>
-        </w:tblPrEx>
         <w:trPr>
           <w:cantSplit/>
           <w:jc w:val="center"/>
@@ -12378,12 +11882,6 @@
         </w:tc>
       </w:tr>
       <w:tr>
-        <w:tblPrEx>
-          <w:tblCellMar>
-            <w:top w:w="0" w:type="dxa"/>
-            <w:bottom w:w="0" w:type="dxa"/>
-          </w:tblCellMar>
-        </w:tblPrEx>
         <w:trPr>
           <w:cantSplit/>
           <w:jc w:val="center"/>
@@ -12651,12 +12149,6 @@
         <w:gridCol w:w="1350"/>
       </w:tblGrid>
       <w:tr>
-        <w:tblPrEx>
-          <w:tblCellMar>
-            <w:top w:w="0" w:type="dxa"/>
-            <w:bottom w:w="0" w:type="dxa"/>
-          </w:tblCellMar>
-        </w:tblPrEx>
         <w:trPr>
           <w:cantSplit/>
           <w:tblHeader/>
@@ -12936,12 +12428,6 @@
         </w:tc>
       </w:tr>
       <w:tr>
-        <w:tblPrEx>
-          <w:tblCellMar>
-            <w:top w:w="0" w:type="dxa"/>
-            <w:bottom w:w="0" w:type="dxa"/>
-          </w:tblCellMar>
-        </w:tblPrEx>
         <w:trPr>
           <w:cantSplit/>
           <w:jc w:val="center"/>
@@ -13199,12 +12685,6 @@
         </w:tc>
       </w:tr>
       <w:tr>
-        <w:tblPrEx>
-          <w:tblCellMar>
-            <w:top w:w="0" w:type="dxa"/>
-            <w:bottom w:w="0" w:type="dxa"/>
-          </w:tblCellMar>
-        </w:tblPrEx>
         <w:trPr>
           <w:cantSplit/>
           <w:jc w:val="center"/>
@@ -13462,12 +12942,6 @@
         </w:tc>
       </w:tr>
       <w:tr>
-        <w:tblPrEx>
-          <w:tblCellMar>
-            <w:top w:w="0" w:type="dxa"/>
-            <w:bottom w:w="0" w:type="dxa"/>
-          </w:tblCellMar>
-        </w:tblPrEx>
         <w:trPr>
           <w:cantSplit/>
           <w:jc w:val="center"/>
@@ -13725,12 +13199,6 @@
         </w:tc>
       </w:tr>
       <w:tr>
-        <w:tblPrEx>
-          <w:tblCellMar>
-            <w:top w:w="0" w:type="dxa"/>
-            <w:bottom w:w="0" w:type="dxa"/>
-          </w:tblCellMar>
-        </w:tblPrEx>
         <w:trPr>
           <w:cantSplit/>
           <w:jc w:val="center"/>
@@ -14050,14 +13518,7 @@
           <w:sz w:val="24"/>
           <w:szCs w:val="24"/>
         </w:rPr>
-        <w:t xml:space="preserve">0.337·0.324 + 0.201·0.122 + 0.126·0.241 + 0.078·0.100 + 0.201·0.128 + 0.058·0.231 = 0.109 + 0.025 + 0.030 + 0.008 </w:t>
-      </w:r>
-      <w:r>
-        <w:rPr>
-          <w:sz w:val="24"/>
-          <w:szCs w:val="24"/>
-        </w:rPr>
-        <w:t>+ 0.026 + 0.013 = 0.211</w:t>
+        <w:t>0.337·0.324 + 0.201·0.122 + 0.126·0.241 + 0.078·0.100 + 0.201·0.128 + 0.058·0.231 = 0.109 + 0.025 + 0.030 + 0.008 + 0.026 + 0.013 = 0.211</w:t>
       </w:r>
     </w:p>
     <w:p>
@@ -14107,14 +13568,7 @@
           <w:sz w:val="24"/>
           <w:szCs w:val="24"/>
         </w:rPr>
-        <w:t>0.337·0.066 + 0.201·0.523 + 0.126·0.048 + 0.078·0.200 + 0.201·0.564 + 0.058·0.231 = 0.</w:t>
-      </w:r>
-      <w:r>
-        <w:rPr>
-          <w:sz w:val="24"/>
-          <w:szCs w:val="24"/>
-        </w:rPr>
-        <w:t>022 + 0.105 + 0.006 + 0.016 + 0.113 + 0.013 = 0.276</w:t>
+        <w:t>0.337·0.066 + 0.201·0.523 + 0.126·0.048 + 0.078·0.200 + 0.201·0.564 + 0.058·0.231 = 0.022 + 0.105 + 0.006 + 0.016 + 0.113 + 0.013 = 0.276</w:t>
       </w:r>
     </w:p>
     <w:p>
@@ -14196,13 +13650,7 @@
         <w:rPr>
           <w:lang w:val="en-US"/>
         </w:rPr>
-        <w:t xml:space="preserve">3. A1 — </w:t>
-      </w:r>
-      <w:r>
-        <w:rPr>
-          <w:lang w:val="en-US"/>
-        </w:rPr>
-        <w:t>ASUS VivoBook 16 M1605YA-MB340 — 0.227</w:t>
+        <w:t>3. A1 — ASUS VivoBook 16 M1605YA-MB340 — 0.227</w:t>
       </w:r>
     </w:p>
     <w:p>
@@ -14235,10 +13683,7 @@
         <w:jc w:val="both"/>
       </w:pPr>
       <w:r>
-        <w:t>Первое место получилось с небольшим отрывом (разница между A3 и A4 всего 0.011), поэтому проверим, как итог зависит от весов критериев. Для э</w:t>
-      </w:r>
-      <w:r>
-        <w:t>того вес выбранных критериев изменялся, после чего веса заново нормировались (таблица 12).</w:t>
+        <w:t>Первое место получилось с небольшим отрывом (разница между A3 и A4 всего 0.011), поэтому проверим, как итог зависит от весов критериев. Для этого вес выбранных критериев изменялся, после чего веса заново нормировались (таблица 12).</w:t>
       </w:r>
     </w:p>
     <w:p>
@@ -14278,12 +13723,6 @@
         <w:gridCol w:w="1800"/>
       </w:tblGrid>
       <w:tr>
-        <w:tblPrEx>
-          <w:tblCellMar>
-            <w:top w:w="0" w:type="dxa"/>
-            <w:bottom w:w="0" w:type="dxa"/>
-          </w:tblCellMar>
-        </w:tblPrEx>
         <w:trPr>
           <w:cantSplit/>
           <w:tblHeader/>
@@ -14495,12 +13934,6 @@
         </w:tc>
       </w:tr>
       <w:tr>
-        <w:tblPrEx>
-          <w:tblCellMar>
-            <w:top w:w="0" w:type="dxa"/>
-            <w:bottom w:w="0" w:type="dxa"/>
-          </w:tblCellMar>
-        </w:tblPrEx>
         <w:trPr>
           <w:cantSplit/>
           <w:jc w:val="center"/>
@@ -14692,12 +14125,6 @@
         </w:tc>
       </w:tr>
       <w:tr>
-        <w:tblPrEx>
-          <w:tblCellMar>
-            <w:top w:w="0" w:type="dxa"/>
-            <w:bottom w:w="0" w:type="dxa"/>
-          </w:tblCellMar>
-        </w:tblPrEx>
         <w:trPr>
           <w:cantSplit/>
           <w:jc w:val="center"/>
@@ -14889,12 +14316,6 @@
         </w:tc>
       </w:tr>
       <w:tr>
-        <w:tblPrEx>
-          <w:tblCellMar>
-            <w:top w:w="0" w:type="dxa"/>
-            <w:bottom w:w="0" w:type="dxa"/>
-          </w:tblCellMar>
-        </w:tblPrEx>
         <w:trPr>
           <w:cantSplit/>
           <w:jc w:val="center"/>
@@ -15086,12 +14507,6 @@
         </w:tc>
       </w:tr>
       <w:tr>
-        <w:tblPrEx>
-          <w:tblCellMar>
-            <w:top w:w="0" w:type="dxa"/>
-            <w:bottom w:w="0" w:type="dxa"/>
-          </w:tblCellMar>
-        </w:tblPrEx>
         <w:trPr>
           <w:cantSplit/>
           <w:jc w:val="center"/>
@@ -15283,12 +14698,6 @@
         </w:tc>
       </w:tr>
       <w:tr>
-        <w:tblPrEx>
-          <w:tblCellMar>
-            <w:top w:w="0" w:type="dxa"/>
-            <w:bottom w:w="0" w:type="dxa"/>
-          </w:tblCellMar>
-        </w:tblPrEx>
         <w:trPr>
           <w:cantSplit/>
           <w:jc w:val="center"/>
@@ -15484,18 +14893,6 @@
       <w:pPr>
         <w:spacing w:after="80"/>
       </w:pPr>
-    </w:p>
-    <w:p>
-      <w:pPr>
-        <w:spacing w:after="120" w:line="300" w:lineRule="auto"/>
-        <w:jc w:val="both"/>
-      </w:pPr>
-      <w:r>
-        <w:t>Вывод по чувствительности: выбор зависит от того, что важнее студенту. Если цена в два раза важнее, чем в базовом варианте, побеждает самый дешёвый A1. Если приоритет отдан производительности и ПО для ML, то побеждает A4 с видеокартой NVIDIA. Во всех остал</w:t>
-      </w:r>
-      <w:r>
-        <w:t>ьных случаях лидирует A3. A2 не выигрывает ни в одном сценарии.</w:t>
-      </w:r>
     </w:p>
     <w:p>
       <w:pPr>
@@ -15521,16 +14918,7 @@
         <w:jc w:val="both"/>
       </w:pPr>
       <w:r>
-        <w:t>Наибольший глоба</w:t>
-      </w:r>
-      <w:r>
-        <w:t xml:space="preserve">льный вес получил A3 — Apple MacBook Air 13 (M5), 0.287. Он лидирует по автономности и портативности, экрану и качеству сборки, высокую оценку получил и по производительности, но проигрывает по цене (113 390 руб.) и поддержке CUDA. Второе место занял A4 — </w:t>
-      </w:r>
-      <w:r>
-        <w:t>ASUS TUF Gaming A17 (0.276): это единственный вариант с видеокартой NVIDIA, но он самый дорогой (124 380 руб.), тяжёлый и с небольшой батареей. Третье место у A1 — ASUS VivoBook 16 (0.227): самая низкая цена (67 450 руб.) почти компенсирует слабый процессо</w:t>
-      </w:r>
-      <w:r>
-        <w:t>р и пластиковый корпус. Последнее место у A2 — HONOR MagicBook X16 (0.211): он недорог, но ни по одному критерию не превосходит конкурентов, а экран и шум охлаждения дают заметные минусы.</w:t>
+        <w:t>Наибольший глобальный вес получил A3 — Apple MacBook Air 13 (M5), 0.287. Он лидирует по автономности и портативности, экрану и качеству сборки, высокую оценку получил и по производительности, но проигрывает по цене (113 390 руб.) и поддержке CUDA. Второе место занял A4 — ASUS TUF Gaming A17 (0.276): это единственный вариант с видеокартой NVIDIA, но он самый дорогой (124 380 руб.), тяжёлый и с небольшой батареей. Третье место у A1 — ASUS VivoBook 16 (0.227): самая низкая цена (67 450 руб.) почти компенсирует слабый процессор и пластиковый корпус. Последнее место у A2 — HONOR MagicBook X16 (0.211): он недорог, но ни по одному критерию не превосходит конкурентов, а экран и шум охлаждения дают заметные минусы.</w:t>
       </w:r>
     </w:p>
     <w:p>
@@ -15539,120 +14927,21 @@
         <w:jc w:val="both"/>
       </w:pPr>
       <w:r>
-        <w:t>Рекомендация: при бюджете около 115 тыс. руб. и ежедневном ношении н</w:t>
+        <w:t>Рекомендация: при бюджете около 115 тыс. руб. и ежедневном ношении ноутбука выбрать A3 (MacBook Air 13 M5). Если важно именно обучение моделей на GPU, подойдёт A4, а если бюджет жёстко ограничен суммой около 70 тыс. руб., — A1</w:t>
       </w:r>
+      <w:bookmarkStart w:id="0" w:name="_GoBack"/>
+      <w:bookmarkEnd w:id="0"/>
       <w:r>
-        <w:t>оутбука выбрать A3 (MacBook Air 13 M5). Если важно именно обучение моделей на GPU, подойдёт A4, а если бюджет жёстко ограничен суммой около 70 тыс. руб., — A1 (тяжёлые модели в этом случае придётся обучать в облаке). Так как отрыв A3 от A4 мал, а оценки су</w:t>
-      </w:r>
-      <w:r>
-        <w:t xml:space="preserve">бъективны, окончательный выбор </w:t>
-      </w:r>
-      <w:r>
-        <w:lastRenderedPageBreak/>
-        <w:t>стоит делать, зная реальный бюджет и сценарий использования. Цены на ноутбуки в 2026 году быстро меняются, перед покупкой их нужно перепроверить.</w:t>
-      </w:r>
-    </w:p>
-    <w:p>
-      <w:pPr>
-        <w:pStyle w:val="1"/>
-        <w:keepNext/>
-      </w:pPr>
-      <w:r>
-        <w:t>8. Источники данных</w:t>
+        <w:t xml:space="preserve">. </w:t>
       </w:r>
     </w:p>
     <w:p>
       <w:pPr>
         <w:pStyle w:val="a4"/>
-        <w:numPr>
-          <w:ilvl w:val="0"/>
-          <w:numId w:val="2"/>
-        </w:numPr>
         <w:spacing w:after="80" w:line="300" w:lineRule="auto"/>
+        <w:ind w:left="720"/>
         <w:jc w:val="both"/>
       </w:pPr>
-      <w:r>
-        <w:rPr>
-          <w:sz w:val="24"/>
-          <w:szCs w:val="24"/>
-        </w:rPr>
-        <w:t>A1: цена — интернет-магазин «ФормулаТВ» (formulatv.ru), стр</w:t>
-      </w:r>
-      <w:r>
-        <w:rPr>
-          <w:sz w:val="24"/>
-          <w:szCs w:val="24"/>
-        </w:rPr>
-        <w:t>аница каталога ноутбуков ASUS на Ryzen 7, октябрь 2026 г.; характеристики — каталог «ФормулаТВ», ASUS (техописание M1605), Notebookcheck, NanoReview (масса 1,88 кг). Ёмкость батареи 42 Вт·ч взята по данным производителя для серии M1605.</w:t>
-      </w:r>
-    </w:p>
-    <w:p>
-      <w:pPr>
-        <w:pStyle w:val="a4"/>
-        <w:numPr>
-          <w:ilvl w:val="0"/>
-          <w:numId w:val="2"/>
-        </w:numPr>
-        <w:spacing w:after="80" w:line="300" w:lineRule="auto"/>
-        <w:jc w:val="both"/>
-      </w:pPr>
-      <w:r>
-        <w:rPr>
-          <w:sz w:val="24"/>
-          <w:szCs w:val="24"/>
-        </w:rPr>
-        <w:t>A2: цена — Яндекс Маркет, предложения магазинов на модель BRG-X 16/512 без ОС (около 74,6 тыс. руб.); характеристики и измерения — обзор 3DNews «Обзор ноутбука HONOR MagicBook X16 2026» от 19.02.2026 (3dnews.ru/1137013), карточка DNS.</w:t>
-      </w:r>
-    </w:p>
-    <w:p>
-      <w:pPr>
-        <w:pStyle w:val="a4"/>
-        <w:numPr>
-          <w:ilvl w:val="0"/>
-          <w:numId w:val="2"/>
-        </w:numPr>
-        <w:spacing w:after="80" w:line="300" w:lineRule="auto"/>
-        <w:jc w:val="both"/>
-      </w:pPr>
-      <w:r>
-        <w:rPr>
-          <w:sz w:val="24"/>
-          <w:szCs w:val="24"/>
-        </w:rPr>
-        <w:t xml:space="preserve">A3: цена — обзор цен </w:t>
-      </w:r>
-      <w:r>
-        <w:rPr>
-          <w:sz w:val="24"/>
-          <w:szCs w:val="24"/>
-        </w:rPr>
-        <w:t>на компьютеры Apple в России, click-or-die.ru, 3 октября 2026 г. (MacBook Air 13 M5, 16/512 ГБ — 113 390 руб.); характеристики — Notebookcheck (Apple MacBook Air 13 M5: аккумулятор 53,8 Вт·ч, экран 2560×1664), карточки магазинов (масса 1,24 кг).</w:t>
-      </w:r>
-    </w:p>
-    <w:p>
-      <w:pPr>
-        <w:pStyle w:val="a4"/>
-        <w:numPr>
-          <w:ilvl w:val="0"/>
-          <w:numId w:val="2"/>
-        </w:numPr>
-        <w:spacing w:after="80" w:line="300" w:lineRule="auto"/>
-        <w:jc w:val="both"/>
-      </w:pPr>
-      <w:r>
-        <w:rPr>
-          <w:sz w:val="24"/>
-          <w:szCs w:val="24"/>
-        </w:rPr>
-        <w:t>A4: цена —</w:t>
-      </w:r>
-      <w:r>
-        <w:rPr>
-          <w:sz w:val="24"/>
-          <w:szCs w:val="24"/>
-        </w:rPr>
-        <w:t xml:space="preserve"> «ФормулаТВ», октябрь 2026 г. (124 380 руб.; в других магазинах, например KNS, встречаются предложения от 104 тыс. руб.); характеристики — «ФормулаТВ», KNS (масса 2,6 кг, аккумулятор 56 Вт·ч), каталог Zoomit (6 ядер, видеокарта RTX 4050 6 ГБ).</w:t>
-      </w:r>
     </w:p>
     <w:sectPr>
       <w:pgSz w:w="11906" w:h="16838"/>
